--- a/module-6/hunt-module6.2.docx
+++ b/module-6/hunt-module6.2.docx
@@ -4,6 +4,9 @@
   <w:body>
     <w:p>
       <w:r>
+        <w:rPr>
+          <w:noProof/>
+        </w:rPr>
         <w:drawing>
           <wp:inline distT="0" distB="0" distL="0" distR="0" wp14:anchorId="3C73A3CC" wp14:editId="5E76DBE6">
             <wp:extent cx="4486901" cy="2457793"/>
@@ -41,6 +44,9 @@
         </w:drawing>
       </w:r>
       <w:r>
+        <w:rPr>
+          <w:noProof/>
+        </w:rPr>
         <w:drawing>
           <wp:inline distT="0" distB="0" distL="0" distR="0" wp14:anchorId="351B2BF3" wp14:editId="20D55693">
             <wp:extent cx="1991003" cy="1543265"/>
@@ -78,6 +84,9 @@
         </w:drawing>
       </w:r>
       <w:r>
+        <w:rPr>
+          <w:noProof/>
+        </w:rPr>
         <w:drawing>
           <wp:inline distT="0" distB="0" distL="0" distR="0" wp14:anchorId="71605A6A" wp14:editId="2C69DBD0">
             <wp:extent cx="5943600" cy="1261110"/>
@@ -113,6 +122,9 @@
             </a:graphic>
           </wp:inline>
         </w:drawing>
+      </w:r>
+      <w:r>
+        <w:t>https://github.com/alexander-hunt/CSD-310/tree/main/module-6</w:t>
       </w:r>
     </w:p>
     <w:sectPr>
